--- a/软件工程_实践/080901-软件工程（实践报告）.docx
+++ b/软件工程_实践/080901-软件工程（实践报告）.docx
@@ -105,7 +105,24 @@
           <w:rFonts w:ascii="Arial" w:hAnsi="Arial" w:eastAsia="等线" w:cs="Arial"/>
           <w:sz w:val="22"/>
         </w:rPr>
-        <w:t>提交日期：2026-04-23  命题教师：石雷</w:t>
+        <w:t xml:space="preserve">提交日期：2026-04-23  </w:t>
+      </w:r>
+      <w:r>
+        <w:rPr>
+          <w:rFonts w:hint="eastAsia" w:ascii="Arial" w:hAnsi="Arial" w:eastAsia="等线" w:cs="Arial"/>
+          <w:sz w:val="22"/>
+          <w:lang w:val="en-US" w:eastAsia="zh-CN"/>
+        </w:rPr>
+        <w:t>指导老师</w:t>
+      </w:r>
+      <w:bookmarkStart w:id="22" w:name="_GoBack"/>
+      <w:bookmarkEnd w:id="22"/>
+      <w:r>
+        <w:rPr>
+          <w:rFonts w:ascii="Arial" w:hAnsi="Arial" w:eastAsia="等线" w:cs="Arial"/>
+          <w:sz w:val="22"/>
+        </w:rPr>
+        <w:t>：石雷</w:t>
       </w:r>
     </w:p>
     <w:p>
@@ -1752,8 +1769,6 @@
         </w:rPr>
         <w:t>通过本次实践，我完整完成了软件工程全流程开发，用Spring Boot框架搭建了学生成绩管理系统，掌握了JPA和Thymeleaf的基本使用，将理论用到了实际中。我也明白，软件工程不只是写代码，前期的分析和设计很重要，UML建模和分层架构设计让开发更顺利。今后我会继续学习，提升自己的开发能力。</w:t>
       </w:r>
-      <w:bookmarkStart w:id="22" w:name="_GoBack"/>
-      <w:bookmarkEnd w:id="22"/>
     </w:p>
     <w:sectPr>
       <w:headerReference r:id="rId3" w:type="default"/>
@@ -2334,7 +2349,7 @@
     <w:lsdException w:qFormat="1" w:unhideWhenUsed="0" w:uiPriority="0" w:semiHidden="0" w:name="Title"/>
     <w:lsdException w:unhideWhenUsed="0" w:uiPriority="0" w:semiHidden="0" w:name="Closing"/>
     <w:lsdException w:unhideWhenUsed="0" w:uiPriority="0" w:semiHidden="0" w:name="Signature"/>
-    <w:lsdException w:unhideWhenUsed="0" w:uiPriority="0" w:name="Default Paragraph Font"/>
+    <w:lsdException w:qFormat="1" w:unhideWhenUsed="0" w:uiPriority="0" w:name="Default Paragraph Font"/>
     <w:lsdException w:unhideWhenUsed="0" w:uiPriority="0" w:semiHidden="0" w:name="Body Text"/>
     <w:lsdException w:unhideWhenUsed="0" w:uiPriority="0" w:semiHidden="0" w:name="Body Text Indent"/>
     <w:lsdException w:unhideWhenUsed="0" w:uiPriority="0" w:semiHidden="0" w:name="List Continue"/>
@@ -2527,6 +2542,7 @@
       <w:jc w:val="both"/>
     </w:pPr>
     <w:rPr>
+      <w:rFonts w:asciiTheme="minorHAnsi" w:hAnsiTheme="minorHAnsi" w:eastAsiaTheme="minorEastAsia" w:cstheme="minorBidi"/>
       <w:sz w:val="21"/>
       <w:szCs w:val="22"/>
     </w:rPr>
@@ -2534,6 +2550,7 @@
   <w:style w:type="character" w:default="1" w:styleId="3">
     <w:name w:val="Default Paragraph Font"/>
     <w:semiHidden/>
+    <w:qFormat/>
     <w:uiPriority w:val="0"/>
   </w:style>
   <w:style w:type="table" w:default="1" w:styleId="2">

--- a/软件工程_实践/080901-软件工程（实践报告）.docx
+++ b/软件工程_实践/080901-软件工程（实践报告）.docx
@@ -115,8 +115,6 @@
         </w:rPr>
         <w:t>指导老师</w:t>
       </w:r>
-      <w:bookmarkStart w:id="22" w:name="_GoBack"/>
-      <w:bookmarkEnd w:id="22"/>
       <w:r>
         <w:rPr>
           <w:rFonts w:ascii="Arial" w:hAnsi="Arial" w:eastAsia="等线" w:cs="Arial"/>
@@ -1100,83 +1098,95 @@
     </w:p>
     <w:p>
       <w:pPr>
-        <w:spacing w:before="380" w:after="140" w:line="288" w:lineRule="auto"/>
-        <w:ind w:left="0"/>
-        <w:jc w:val="left"/>
-        <w:outlineLvl w:val="0"/>
-      </w:pPr>
-      <w:bookmarkStart w:id="12" w:name="heading_12"/>
-      <w:r>
-        <w:rPr>
-          <w:rFonts w:ascii="Arial" w:hAnsi="Arial" w:eastAsia="等线" w:cs="Arial"/>
-          <w:b/>
-          <w:sz w:val="36"/>
-        </w:rPr>
-        <w:t>四、详细设计</w:t>
-      </w:r>
-      <w:bookmarkEnd w:id="12"/>
-    </w:p>
-    <w:p>
-      <w:pPr>
-        <w:spacing w:before="320" w:after="120" w:line="288" w:lineRule="auto"/>
-        <w:ind w:left="0"/>
-        <w:jc w:val="left"/>
-        <w:outlineLvl w:val="1"/>
-      </w:pPr>
-      <w:bookmarkStart w:id="13" w:name="heading_13"/>
-      <w:r>
-        <w:rPr>
-          <w:rFonts w:ascii="Arial" w:hAnsi="Arial" w:eastAsia="等线" w:cs="Arial"/>
-          <w:b/>
-          <w:sz w:val="32"/>
-        </w:rPr>
-        <w:t>4.1 核心模块详细设计</w:t>
-      </w:r>
-      <w:bookmarkEnd w:id="13"/>
-    </w:p>
-    <w:p>
-      <w:pPr>
-        <w:spacing w:before="300" w:after="120" w:line="288" w:lineRule="auto"/>
-        <w:ind w:left="0"/>
-        <w:jc w:val="left"/>
-        <w:outlineLvl w:val="2"/>
-      </w:pPr>
-      <w:bookmarkStart w:id="14" w:name="heading_14"/>
-      <w:r>
-        <w:rPr>
-          <w:rFonts w:ascii="Arial" w:hAnsi="Arial" w:eastAsia="等线" w:cs="Arial"/>
-          <w:b/>
-          <w:sz w:val="30"/>
-        </w:rPr>
-        <w:t>4.1.1 登录与权限控制设计</w:t>
-      </w:r>
-      <w:bookmarkEnd w:id="14"/>
-    </w:p>
-    <w:p>
-      <w:pPr>
         <w:numPr>
           <w:ilvl w:val="0"/>
           <w:numId w:val="17"/>
         </w:numPr>
-        <w:spacing w:before="120" w:after="120" w:line="288" w:lineRule="auto"/>
-        <w:ind w:left="0"/>
-        <w:jc w:val="left"/>
-      </w:pPr>
-      <w:r>
-        <w:rPr>
-          <w:rFonts w:ascii="Arial" w:hAnsi="Arial" w:eastAsia="等线" w:cs="Arial"/>
-          <w:b/>
-          <w:sz w:val="22"/>
-        </w:rPr>
-        <w:t>实现思路</w:t>
-      </w:r>
-      <w:r>
-        <w:rPr>
-          <w:rFonts w:ascii="Arial" w:hAnsi="Arial" w:eastAsia="等线" w:cs="Arial"/>
-          <w:sz w:val="22"/>
-        </w:rPr>
-        <w:t>：通过LoginController接收用户的登录请求，调用GradeService中的login方法进行账号密码验证。验证通过后，将用户的相关信息存入HttpSession中，方便后续权限判断。</w:t>
-      </w:r>
+        <w:spacing w:before="380" w:after="140" w:line="288" w:lineRule="auto"/>
+        <w:ind w:left="0"/>
+        <w:jc w:val="left"/>
+        <w:outlineLvl w:val="0"/>
+        <w:rPr>
+          <w:rFonts w:ascii="Arial" w:hAnsi="Arial" w:eastAsia="等线" w:cs="Arial"/>
+          <w:b/>
+          <w:sz w:val="36"/>
+        </w:rPr>
+      </w:pPr>
+      <w:bookmarkStart w:id="12" w:name="heading_12"/>
+      <w:r>
+        <w:rPr>
+          <w:rFonts w:ascii="Arial" w:hAnsi="Arial" w:eastAsia="等线" w:cs="Arial"/>
+          <w:b/>
+          <w:sz w:val="36"/>
+        </w:rPr>
+        <w:t>详细设计</w:t>
+      </w:r>
+      <w:bookmarkEnd w:id="12"/>
+    </w:p>
+    <w:p>
+      <w:pPr>
+        <w:numPr>
+          <w:ilvl w:val="0"/>
+          <w:numId w:val="17"/>
+        </w:numPr>
+        <w:spacing w:before="380" w:after="140" w:line="288" w:lineRule="auto"/>
+        <w:ind w:left="0"/>
+        <w:jc w:val="left"/>
+        <w:outlineLvl w:val="0"/>
+        <w:rPr>
+          <w:rFonts w:ascii="Arial" w:hAnsi="Arial" w:eastAsia="等线" w:cs="Arial"/>
+          <w:b/>
+          <w:sz w:val="36"/>
+        </w:rPr>
+      </w:pPr>
+      <w:r>
+        <w:rPr>
+          <w:rFonts w:hint="eastAsia" w:ascii="Arial" w:hAnsi="Arial" w:eastAsia="等线" w:cs="Arial"/>
+          <w:b/>
+          <w:color w:val="0000FF"/>
+          <w:sz w:val="36"/>
+          <w:lang w:eastAsia="zh-CN"/>
+        </w:rPr>
+        <w:t>界面展示</w:t>
+      </w:r>
+      <w:bookmarkStart w:id="22" w:name="_GoBack"/>
+      <w:bookmarkEnd w:id="22"/>
+    </w:p>
+    <w:p>
+      <w:pPr>
+        <w:spacing w:before="320" w:after="120" w:line="288" w:lineRule="auto"/>
+        <w:ind w:left="0"/>
+        <w:jc w:val="left"/>
+        <w:outlineLvl w:val="1"/>
+      </w:pPr>
+      <w:bookmarkStart w:id="13" w:name="heading_13"/>
+      <w:r>
+        <w:rPr>
+          <w:rFonts w:ascii="Arial" w:hAnsi="Arial" w:eastAsia="等线" w:cs="Arial"/>
+          <w:b/>
+          <w:sz w:val="32"/>
+        </w:rPr>
+        <w:t>4.1 核心模块详细设计</w:t>
+      </w:r>
+      <w:bookmarkEnd w:id="13"/>
+    </w:p>
+    <w:p>
+      <w:pPr>
+        <w:spacing w:before="300" w:after="120" w:line="288" w:lineRule="auto"/>
+        <w:ind w:left="0"/>
+        <w:jc w:val="left"/>
+        <w:outlineLvl w:val="2"/>
+      </w:pPr>
+      <w:bookmarkStart w:id="14" w:name="heading_14"/>
+      <w:r>
+        <w:rPr>
+          <w:rFonts w:ascii="Arial" w:hAnsi="Arial" w:eastAsia="等线" w:cs="Arial"/>
+          <w:b/>
+          <w:sz w:val="30"/>
+        </w:rPr>
+        <w:t>4.1.1 登录与权限控制设计</w:t>
+      </w:r>
+      <w:bookmarkEnd w:id="14"/>
     </w:p>
     <w:p>
       <w:pPr>
@@ -1194,33 +1204,15 @@
           <w:b/>
           <w:sz w:val="22"/>
         </w:rPr>
-        <w:t>拦截器</w:t>
-      </w:r>
-      <w:r>
-        <w:rPr>
-          <w:rFonts w:ascii="Arial" w:hAnsi="Arial" w:eastAsia="等线" w:cs="Arial"/>
-          <w:sz w:val="22"/>
-        </w:rPr>
-        <w:t>：通过AuthInterceptor拦截器，对所有以“/student/**”开头的请求进行预处理，如果Session中没有用户信息，说明用户未登录，自动重定向到登录页面。</w:t>
-      </w:r>
-    </w:p>
-    <w:p>
-      <w:pPr>
-        <w:spacing w:before="300" w:after="120" w:line="288" w:lineRule="auto"/>
-        <w:ind w:left="0"/>
-        <w:jc w:val="left"/>
-        <w:outlineLvl w:val="2"/>
-      </w:pPr>
-      <w:bookmarkStart w:id="15" w:name="heading_15"/>
-      <w:r>
-        <w:rPr>
-          <w:rFonts w:ascii="Arial" w:hAnsi="Arial" w:eastAsia="等线" w:cs="Arial"/>
-          <w:b/>
-          <w:sz w:val="30"/>
-        </w:rPr>
-        <w:t>4.1.2 成绩管理业务流设计</w:t>
-      </w:r>
-      <w:bookmarkEnd w:id="15"/>
+        <w:t>实现思路</w:t>
+      </w:r>
+      <w:r>
+        <w:rPr>
+          <w:rFonts w:ascii="Arial" w:hAnsi="Arial" w:eastAsia="等线" w:cs="Arial"/>
+          <w:sz w:val="22"/>
+        </w:rPr>
+        <w:t>：通过LoginController接收用户的登录请求，调用GradeService中的login方法进行账号密码验证。验证通过后，将用户的相关信息存入HttpSession中，方便后续权限判断。</w:t>
+      </w:r>
     </w:p>
     <w:p>
       <w:pPr>
@@ -1238,15 +1230,33 @@
           <w:b/>
           <w:sz w:val="22"/>
         </w:rPr>
-        <w:t>功能</w:t>
-      </w:r>
-      <w:r>
-        <w:rPr>
-          <w:rFonts w:ascii="Arial" w:hAnsi="Arial" w:eastAsia="等线" w:cs="Arial"/>
-          <w:sz w:val="22"/>
-        </w:rPr>
-        <w:t>：管理员在student_view.html页面中，选择特定学生和对应的课程，输入该学生该课程的成绩，完成成绩录入操作。</w:t>
-      </w:r>
+        <w:t>拦截器</w:t>
+      </w:r>
+      <w:r>
+        <w:rPr>
+          <w:rFonts w:ascii="Arial" w:hAnsi="Arial" w:eastAsia="等线" w:cs="Arial"/>
+          <w:sz w:val="22"/>
+        </w:rPr>
+        <w:t>：通过AuthInterceptor拦截器，对所有以“/student/**”开头的请求进行预处理，如果Session中没有用户信息，说明用户未登录，自动重定向到登录页面。</w:t>
+      </w:r>
+    </w:p>
+    <w:p>
+      <w:pPr>
+        <w:spacing w:before="300" w:after="120" w:line="288" w:lineRule="auto"/>
+        <w:ind w:left="0"/>
+        <w:jc w:val="left"/>
+        <w:outlineLvl w:val="2"/>
+      </w:pPr>
+      <w:bookmarkStart w:id="15" w:name="heading_15"/>
+      <w:r>
+        <w:rPr>
+          <w:rFonts w:ascii="Arial" w:hAnsi="Arial" w:eastAsia="等线" w:cs="Arial"/>
+          <w:b/>
+          <w:sz w:val="30"/>
+        </w:rPr>
+        <w:t>4.1.2 成绩管理业务流设计</w:t>
+      </w:r>
+      <w:bookmarkEnd w:id="15"/>
     </w:p>
     <w:p>
       <w:pPr>
@@ -1264,39 +1274,65 @@
           <w:b/>
           <w:sz w:val="22"/>
         </w:rPr>
-        <w:t>事务处理</w:t>
-      </w:r>
-      <w:r>
-        <w:rPr>
-          <w:rFonts w:ascii="Arial" w:hAnsi="Arial" w:eastAsia="等线" w:cs="Arial"/>
-          <w:sz w:val="22"/>
-        </w:rPr>
-        <w:t>：在addGrade方法上添加@Transactional注解，确保在录入成绩时，先检查该学生和课程是否存在，检查通过后再插入成绩记录，整个过程要么全部成功，要么全部失败，保证数据的一致性。</w:t>
-      </w:r>
-    </w:p>
-    <w:p>
-      <w:pPr>
-        <w:spacing w:before="320" w:after="120" w:line="288" w:lineRule="auto"/>
-        <w:ind w:left="0"/>
-        <w:jc w:val="left"/>
-        <w:outlineLvl w:val="1"/>
-      </w:pPr>
-      <w:bookmarkStart w:id="16" w:name="heading_16"/>
-      <w:r>
-        <w:rPr>
-          <w:rFonts w:ascii="Arial" w:hAnsi="Arial" w:eastAsia="等线" w:cs="Arial"/>
-          <w:b/>
-          <w:sz w:val="32"/>
-        </w:rPr>
-        <w:t>4.2 UML详细建模</w:t>
-      </w:r>
-      <w:bookmarkEnd w:id="16"/>
+        <w:t>功能</w:t>
+      </w:r>
+      <w:r>
+        <w:rPr>
+          <w:rFonts w:ascii="Arial" w:hAnsi="Arial" w:eastAsia="等线" w:cs="Arial"/>
+          <w:sz w:val="22"/>
+        </w:rPr>
+        <w:t>：管理员在student_view.html页面中，选择特定学生和对应的课程，输入该学生该课程的成绩，完成成绩录入操作。</w:t>
+      </w:r>
     </w:p>
     <w:p>
       <w:pPr>
         <w:numPr>
           <w:ilvl w:val="0"/>
           <w:numId w:val="21"/>
+        </w:numPr>
+        <w:spacing w:before="120" w:after="120" w:line="288" w:lineRule="auto"/>
+        <w:ind w:left="0"/>
+        <w:jc w:val="left"/>
+      </w:pPr>
+      <w:r>
+        <w:rPr>
+          <w:rFonts w:ascii="Arial" w:hAnsi="Arial" w:eastAsia="等线" w:cs="Arial"/>
+          <w:b/>
+          <w:sz w:val="22"/>
+        </w:rPr>
+        <w:t>事务处理</w:t>
+      </w:r>
+      <w:r>
+        <w:rPr>
+          <w:rFonts w:ascii="Arial" w:hAnsi="Arial" w:eastAsia="等线" w:cs="Arial"/>
+          <w:sz w:val="22"/>
+        </w:rPr>
+        <w:t>：在addGrade方法上添加@Transactional注解，确保在录入成绩时，先检查该学生和课程是否存在，检查通过后再插入成绩记录，整个过程要么全部成功，要么全部失败，保证数据的一致性。</w:t>
+      </w:r>
+    </w:p>
+    <w:p>
+      <w:pPr>
+        <w:spacing w:before="320" w:after="120" w:line="288" w:lineRule="auto"/>
+        <w:ind w:left="0"/>
+        <w:jc w:val="left"/>
+        <w:outlineLvl w:val="1"/>
+      </w:pPr>
+      <w:bookmarkStart w:id="16" w:name="heading_16"/>
+      <w:r>
+        <w:rPr>
+          <w:rFonts w:ascii="Arial" w:hAnsi="Arial" w:eastAsia="等线" w:cs="Arial"/>
+          <w:b/>
+          <w:sz w:val="32"/>
+        </w:rPr>
+        <w:t>4.2 UML详细建模</w:t>
+      </w:r>
+      <w:bookmarkEnd w:id="16"/>
+    </w:p>
+    <w:p>
+      <w:pPr>
+        <w:numPr>
+          <w:ilvl w:val="0"/>
+          <w:numId w:val="22"/>
         </w:numPr>
         <w:spacing w:before="120" w:after="120" w:line="288" w:lineRule="auto"/>
         <w:ind w:left="0"/>
@@ -1360,7 +1396,7 @@
       <w:pPr>
         <w:numPr>
           <w:ilvl w:val="0"/>
-          <w:numId w:val="22"/>
+          <w:numId w:val="23"/>
         </w:numPr>
         <w:spacing w:before="120" w:after="120" w:line="288" w:lineRule="auto"/>
         <w:ind w:left="0"/>
@@ -1455,32 +1491,6 @@
       <w:pPr>
         <w:numPr>
           <w:ilvl w:val="0"/>
-          <w:numId w:val="23"/>
-        </w:numPr>
-        <w:spacing w:before="120" w:after="120" w:line="288" w:lineRule="auto"/>
-        <w:ind w:left="0"/>
-        <w:jc w:val="left"/>
-      </w:pPr>
-      <w:r>
-        <w:rPr>
-          <w:rFonts w:ascii="Arial" w:hAnsi="Arial" w:eastAsia="等线" w:cs="Arial"/>
-          <w:b/>
-          <w:sz w:val="22"/>
-        </w:rPr>
-        <w:t>空结果处理</w:t>
-      </w:r>
-      <w:r>
-        <w:rPr>
-          <w:rFonts w:ascii="Arial" w:hAnsi="Arial" w:eastAsia="等线" w:cs="Arial"/>
-          <w:sz w:val="22"/>
-        </w:rPr>
-        <w:t>：在查询数据库时，使用Optional类处理查询结果，避免出现空指针异常，确保系统稳定运行。</w:t>
-      </w:r>
-    </w:p>
-    <w:p>
-      <w:pPr>
-        <w:numPr>
-          <w:ilvl w:val="0"/>
           <w:numId w:val="24"/>
         </w:numPr>
         <w:spacing w:before="120" w:after="120" w:line="288" w:lineRule="auto"/>
@@ -1493,14 +1503,14 @@
           <w:b/>
           <w:sz w:val="22"/>
         </w:rPr>
-        <w:t>权限拦截</w:t>
-      </w:r>
-      <w:r>
-        <w:rPr>
-          <w:rFonts w:ascii="Arial" w:hAnsi="Arial" w:eastAsia="等线" w:cs="Arial"/>
-          <w:sz w:val="22"/>
-        </w:rPr>
-        <w:t>：如果未登录的用户直接访问受保护的URL，拦截器会自动将其重定向到登录页面，防止非法访问。</w:t>
+        <w:t>空结果处理</w:t>
+      </w:r>
+      <w:r>
+        <w:rPr>
+          <w:rFonts w:ascii="Arial" w:hAnsi="Arial" w:eastAsia="等线" w:cs="Arial"/>
+          <w:sz w:val="22"/>
+        </w:rPr>
+        <w:t>：在查询数据库时，使用Optional类处理查询结果，避免出现空指针异常，确保系统稳定运行。</w:t>
       </w:r>
     </w:p>
     <w:p>
@@ -1519,108 +1529,14 @@
           <w:b/>
           <w:sz w:val="22"/>
         </w:rPr>
-        <w:t>数据一致性</w:t>
-      </w:r>
-      <w:r>
-        <w:rPr>
-          <w:rFonts w:ascii="Arial" w:hAnsi="Arial" w:eastAsia="等线" w:cs="Arial"/>
-          <w:sz w:val="22"/>
-        </w:rPr>
-        <w:t>：采用级联删除的设计，当管理员删除某个学生时，系统会自动删除该学生名下的所有成绩记录，避免出现数据残留，保证数据一致性。</w:t>
-      </w:r>
-    </w:p>
-    <w:p>
-      <w:pPr>
-        <w:spacing w:before="380" w:after="140" w:line="288" w:lineRule="auto"/>
-        <w:ind w:left="0"/>
-        <w:jc w:val="left"/>
-        <w:outlineLvl w:val="0"/>
-      </w:pPr>
-      <w:bookmarkStart w:id="18" w:name="heading_18"/>
-      <w:r>
-        <w:rPr>
-          <w:rFonts w:ascii="Arial" w:hAnsi="Arial" w:eastAsia="等线" w:cs="Arial"/>
-          <w:b/>
-          <w:sz w:val="36"/>
-        </w:rPr>
-        <w:t>五、编码实现与测试</w:t>
-      </w:r>
-      <w:bookmarkEnd w:id="18"/>
-    </w:p>
-    <w:p>
-      <w:pPr>
-        <w:spacing w:before="320" w:after="120" w:line="288" w:lineRule="auto"/>
-        <w:ind w:left="0"/>
-        <w:jc w:val="left"/>
-        <w:outlineLvl w:val="1"/>
-      </w:pPr>
-      <w:bookmarkStart w:id="19" w:name="heading_19"/>
-      <w:r>
-        <w:rPr>
-          <w:rFonts w:ascii="Arial" w:hAnsi="Arial" w:eastAsia="等线" w:cs="Arial"/>
-          <w:b/>
-          <w:sz w:val="32"/>
-        </w:rPr>
-        <w:t>5.1 编码实现概述</w:t>
-      </w:r>
-      <w:bookmarkEnd w:id="19"/>
-    </w:p>
-    <w:p>
-      <w:pPr>
-        <w:spacing w:before="120" w:after="120" w:line="288" w:lineRule="auto"/>
-        <w:ind w:left="0"/>
-        <w:jc w:val="left"/>
-      </w:pPr>
-      <w:r>
-        <w:rPr>
-          <w:rFonts w:ascii="Arial" w:hAnsi="Arial" w:eastAsia="等线" w:cs="Arial"/>
-          <w:sz w:val="22"/>
-        </w:rPr>
-        <w:t xml:space="preserve">- </w:t>
-      </w:r>
-      <w:r>
-        <w:rPr>
-          <w:rFonts w:ascii="Arial" w:hAnsi="Arial" w:eastAsia="等线" w:cs="Arial"/>
-          <w:b/>
-          <w:sz w:val="22"/>
-        </w:rPr>
-        <w:t>技术栈</w:t>
-      </w:r>
-      <w:r>
-        <w:rPr>
-          <w:rFonts w:ascii="Arial" w:hAnsi="Arial" w:eastAsia="等线" w:cs="Arial"/>
-          <w:sz w:val="22"/>
-        </w:rPr>
-        <w:t>：本次实践采用Java 17作为编程语言，结合Spring Boot框架进行系统开发。</w:t>
-      </w:r>
-    </w:p>
-    <w:p>
-      <w:pPr>
-        <w:spacing w:before="120" w:after="120" w:line="288" w:lineRule="auto"/>
-        <w:ind w:left="0"/>
-        <w:jc w:val="left"/>
-      </w:pPr>
-      <w:r>
-        <w:rPr>
-          <w:rFonts w:ascii="Arial" w:hAnsi="Arial" w:eastAsia="等线" w:cs="Arial"/>
-          <w:sz w:val="22"/>
-        </w:rPr>
-        <w:t xml:space="preserve">- </w:t>
-      </w:r>
-      <w:r>
-        <w:rPr>
-          <w:rFonts w:ascii="Arial" w:hAnsi="Arial" w:eastAsia="等线" w:cs="Arial"/>
-          <w:b/>
-          <w:sz w:val="22"/>
-        </w:rPr>
-        <w:t>关键技术</w:t>
-      </w:r>
-      <w:r>
-        <w:rPr>
-          <w:rFonts w:ascii="Arial" w:hAnsi="Arial" w:eastAsia="等线" w:cs="Arial"/>
-          <w:sz w:val="22"/>
-        </w:rPr>
-        <w:t>：</w:t>
+        <w:t>权限拦截</w:t>
+      </w:r>
+      <w:r>
+        <w:rPr>
+          <w:rFonts w:ascii="Arial" w:hAnsi="Arial" w:eastAsia="等线" w:cs="Arial"/>
+          <w:sz w:val="22"/>
+        </w:rPr>
+        <w:t>：如果未登录的用户直接访问受保护的URL，拦截器会自动将其重定向到登录页面，防止非法访问。</w:t>
       </w:r>
     </w:p>
     <w:p>
@@ -1636,9 +1552,111 @@
       <w:r>
         <w:rPr>
           <w:rFonts w:ascii="Arial" w:hAnsi="Arial" w:eastAsia="等线" w:cs="Arial"/>
-          <w:sz w:val="22"/>
-        </w:rPr>
-        <w:t>使用Lombok工具中的@Data注解，简化实体类（POJO）的代码编写，无需手动编写getter、setter方法。</w:t>
+          <w:b/>
+          <w:sz w:val="22"/>
+        </w:rPr>
+        <w:t>数据一致性</w:t>
+      </w:r>
+      <w:r>
+        <w:rPr>
+          <w:rFonts w:ascii="Arial" w:hAnsi="Arial" w:eastAsia="等线" w:cs="Arial"/>
+          <w:sz w:val="22"/>
+        </w:rPr>
+        <w:t>：采用级联删除的设计，当管理员删除某个学生时，系统会自动删除该学生名下的所有成绩记录，避免出现数据残留，保证数据一致性。</w:t>
+      </w:r>
+    </w:p>
+    <w:p>
+      <w:pPr>
+        <w:spacing w:before="380" w:after="140" w:line="288" w:lineRule="auto"/>
+        <w:ind w:left="0"/>
+        <w:jc w:val="left"/>
+        <w:outlineLvl w:val="0"/>
+      </w:pPr>
+      <w:bookmarkStart w:id="18" w:name="heading_18"/>
+      <w:r>
+        <w:rPr>
+          <w:rFonts w:ascii="Arial" w:hAnsi="Arial" w:eastAsia="等线" w:cs="Arial"/>
+          <w:b/>
+          <w:sz w:val="36"/>
+        </w:rPr>
+        <w:t>五、编码实现与测试</w:t>
+      </w:r>
+      <w:bookmarkEnd w:id="18"/>
+    </w:p>
+    <w:p>
+      <w:pPr>
+        <w:spacing w:before="320" w:after="120" w:line="288" w:lineRule="auto"/>
+        <w:ind w:left="0"/>
+        <w:jc w:val="left"/>
+        <w:outlineLvl w:val="1"/>
+      </w:pPr>
+      <w:bookmarkStart w:id="19" w:name="heading_19"/>
+      <w:r>
+        <w:rPr>
+          <w:rFonts w:ascii="Arial" w:hAnsi="Arial" w:eastAsia="等线" w:cs="Arial"/>
+          <w:b/>
+          <w:sz w:val="32"/>
+        </w:rPr>
+        <w:t>5.1 编码实现概述</w:t>
+      </w:r>
+      <w:bookmarkEnd w:id="19"/>
+    </w:p>
+    <w:p>
+      <w:pPr>
+        <w:spacing w:before="120" w:after="120" w:line="288" w:lineRule="auto"/>
+        <w:ind w:left="0"/>
+        <w:jc w:val="left"/>
+      </w:pPr>
+      <w:r>
+        <w:rPr>
+          <w:rFonts w:ascii="Arial" w:hAnsi="Arial" w:eastAsia="等线" w:cs="Arial"/>
+          <w:sz w:val="22"/>
+        </w:rPr>
+        <w:t xml:space="preserve">- </w:t>
+      </w:r>
+      <w:r>
+        <w:rPr>
+          <w:rFonts w:ascii="Arial" w:hAnsi="Arial" w:eastAsia="等线" w:cs="Arial"/>
+          <w:b/>
+          <w:sz w:val="22"/>
+        </w:rPr>
+        <w:t>技术栈</w:t>
+      </w:r>
+      <w:r>
+        <w:rPr>
+          <w:rFonts w:ascii="Arial" w:hAnsi="Arial" w:eastAsia="等线" w:cs="Arial"/>
+          <w:sz w:val="22"/>
+        </w:rPr>
+        <w:t>：本次实践采用Java 17作为编程语言，结合Spring Boot框架进行系统开发。</w:t>
+      </w:r>
+    </w:p>
+    <w:p>
+      <w:pPr>
+        <w:spacing w:before="120" w:after="120" w:line="288" w:lineRule="auto"/>
+        <w:ind w:left="0"/>
+        <w:jc w:val="left"/>
+      </w:pPr>
+      <w:r>
+        <w:rPr>
+          <w:rFonts w:ascii="Arial" w:hAnsi="Arial" w:eastAsia="等线" w:cs="Arial"/>
+          <w:sz w:val="22"/>
+        </w:rPr>
+        <w:t xml:space="preserve">- </w:t>
+      </w:r>
+      <w:r>
+        <w:rPr>
+          <w:rFonts w:ascii="Arial" w:hAnsi="Arial" w:eastAsia="等线" w:cs="Arial"/>
+          <w:b/>
+          <w:sz w:val="22"/>
+        </w:rPr>
+        <w:t>关键技术</w:t>
+      </w:r>
+      <w:r>
+        <w:rPr>
+          <w:rFonts w:ascii="Arial" w:hAnsi="Arial" w:eastAsia="等线" w:cs="Arial"/>
+          <w:sz w:val="22"/>
+        </w:rPr>
+        <w:t>：</w:t>
       </w:r>
     </w:p>
     <w:p>
@@ -1656,7 +1674,7 @@
           <w:rFonts w:ascii="Arial" w:hAnsi="Arial" w:eastAsia="等线" w:cs="Arial"/>
           <w:sz w:val="22"/>
         </w:rPr>
-        <w:t>通过Spring Data JPA技术，实现数据库的各种操作，无需手动编写SQL语句，提高开发效率。</w:t>
+        <w:t>使用Lombok工具中的@Data注解，简化实体类（POJO）的代码编写，无需手动编写getter、setter方法。</w:t>
       </w:r>
     </w:p>
     <w:p>
@@ -1664,6 +1682,24 @@
         <w:numPr>
           <w:ilvl w:val="0"/>
           <w:numId w:val="28"/>
+        </w:numPr>
+        <w:spacing w:before="120" w:after="120" w:line="288" w:lineRule="auto"/>
+        <w:ind w:left="0"/>
+        <w:jc w:val="left"/>
+      </w:pPr>
+      <w:r>
+        <w:rPr>
+          <w:rFonts w:ascii="Arial" w:hAnsi="Arial" w:eastAsia="等线" w:cs="Arial"/>
+          <w:sz w:val="22"/>
+        </w:rPr>
+        <w:t>通过Spring Data JPA技术，实现数据库的各种操作，无需手动编写SQL语句，提高开发效率。</w:t>
+      </w:r>
+    </w:p>
+    <w:p>
+      <w:pPr>
+        <w:numPr>
+          <w:ilvl w:val="0"/>
+          <w:numId w:val="29"/>
         </w:numPr>
         <w:spacing w:before="120" w:after="120" w:line="288" w:lineRule="auto"/>
         <w:ind w:left="0"/>
@@ -1935,6 +1971,21 @@
     </w:lvl>
   </w:abstractNum>
   <w:abstractNum w:abstractNumId="10">
+    <w:nsid w:val="EDF9B19B"/>
+    <w:multiLevelType w:val="singleLevel"/>
+    <w:tmpl w:val="EDF9B19B"/>
+    <w:lvl w:ilvl="0" w:tentative="0">
+      <w:start w:val="4"/>
+      <w:numFmt w:val="chineseCounting"/>
+      <w:suff w:val="nothing"/>
+      <w:lvlText w:val="%1、"/>
+      <w:lvlJc w:val="left"/>
+      <w:rPr>
+        <w:rFonts w:hint="eastAsia"/>
+      </w:rPr>
+    </w:lvl>
+  </w:abstractNum>
+  <w:abstractNum w:abstractNumId="11">
     <w:nsid w:val="F4B5D9F5"/>
     <w:multiLevelType w:val="singleLevel"/>
     <w:tmpl w:val="F4B5D9F5"/>
@@ -1948,7 +1999,7 @@
       </w:rPr>
     </w:lvl>
   </w:abstractNum>
-  <w:abstractNum w:abstractNumId="11">
+  <w:abstractNum w:abstractNumId="12">
     <w:nsid w:val="0053208E"/>
     <w:multiLevelType w:val="singleLevel"/>
     <w:tmpl w:val="0053208E"/>
@@ -1962,7 +2013,7 @@
       </w:rPr>
     </w:lvl>
   </w:abstractNum>
-  <w:abstractNum w:abstractNumId="12">
+  <w:abstractNum w:abstractNumId="13">
     <w:nsid w:val="0248C179"/>
     <w:multiLevelType w:val="singleLevel"/>
     <w:tmpl w:val="0248C179"/>
@@ -1976,7 +2027,7 @@
       </w:rPr>
     </w:lvl>
   </w:abstractNum>
-  <w:abstractNum w:abstractNumId="13">
+  <w:abstractNum w:abstractNumId="14">
     <w:nsid w:val="03D62ECE"/>
     <w:multiLevelType w:val="singleLevel"/>
     <w:tmpl w:val="03D62ECE"/>
@@ -1990,7 +2041,7 @@
       </w:rPr>
     </w:lvl>
   </w:abstractNum>
-  <w:abstractNum w:abstractNumId="14">
+  <w:abstractNum w:abstractNumId="15">
     <w:nsid w:val="0E640482"/>
     <w:multiLevelType w:val="singleLevel"/>
     <w:tmpl w:val="0E640482"/>
@@ -2004,7 +2055,7 @@
       </w:rPr>
     </w:lvl>
   </w:abstractNum>
-  <w:abstractNum w:abstractNumId="15">
+  <w:abstractNum w:abstractNumId="16">
     <w:nsid w:val="2470EC97"/>
     <w:multiLevelType w:val="singleLevel"/>
     <w:tmpl w:val="2470EC97"/>
@@ -2018,7 +2069,7 @@
       </w:rPr>
     </w:lvl>
   </w:abstractNum>
-  <w:abstractNum w:abstractNumId="16">
+  <w:abstractNum w:abstractNumId="17">
     <w:nsid w:val="25B654F3"/>
     <w:multiLevelType w:val="singleLevel"/>
     <w:tmpl w:val="25B654F3"/>
@@ -2032,7 +2083,7 @@
       </w:rPr>
     </w:lvl>
   </w:abstractNum>
-  <w:abstractNum w:abstractNumId="17">
+  <w:abstractNum w:abstractNumId="18">
     <w:nsid w:val="2A8F537B"/>
     <w:multiLevelType w:val="singleLevel"/>
     <w:tmpl w:val="2A8F537B"/>
@@ -2046,7 +2097,7 @@
       </w:rPr>
     </w:lvl>
   </w:abstractNum>
-  <w:abstractNum w:abstractNumId="18">
+  <w:abstractNum w:abstractNumId="19">
     <w:nsid w:val="46A08BB8"/>
     <w:multiLevelType w:val="singleLevel"/>
     <w:tmpl w:val="46A08BB8"/>
@@ -2060,7 +2111,7 @@
       </w:rPr>
     </w:lvl>
   </w:abstractNum>
-  <w:abstractNum w:abstractNumId="19">
+  <w:abstractNum w:abstractNumId="20">
     <w:nsid w:val="4C1BAE26"/>
     <w:multiLevelType w:val="singleLevel"/>
     <w:tmpl w:val="4C1BAE26"/>
@@ -2074,7 +2125,7 @@
       </w:rPr>
     </w:lvl>
   </w:abstractNum>
-  <w:abstractNum w:abstractNumId="20">
+  <w:abstractNum w:abstractNumId="21">
     <w:nsid w:val="4D4DC07F"/>
     <w:multiLevelType w:val="singleLevel"/>
     <w:tmpl w:val="4D4DC07F"/>
@@ -2088,7 +2139,7 @@
       </w:rPr>
     </w:lvl>
   </w:abstractNum>
-  <w:abstractNum w:abstractNumId="21">
+  <w:abstractNum w:abstractNumId="22">
     <w:nsid w:val="59ADCABA"/>
     <w:multiLevelType w:val="singleLevel"/>
     <w:tmpl w:val="59ADCABA"/>
@@ -2102,7 +2153,7 @@
       </w:rPr>
     </w:lvl>
   </w:abstractNum>
-  <w:abstractNum w:abstractNumId="22">
+  <w:abstractNum w:abstractNumId="23">
     <w:nsid w:val="5A241D34"/>
     <w:multiLevelType w:val="singleLevel"/>
     <w:tmpl w:val="5A241D34"/>
@@ -2116,7 +2167,7 @@
       </w:rPr>
     </w:lvl>
   </w:abstractNum>
-  <w:abstractNum w:abstractNumId="23">
+  <w:abstractNum w:abstractNumId="24">
     <w:nsid w:val="60382F6E"/>
     <w:multiLevelType w:val="singleLevel"/>
     <w:tmpl w:val="60382F6E"/>
@@ -2130,7 +2181,7 @@
       </w:rPr>
     </w:lvl>
   </w:abstractNum>
-  <w:abstractNum w:abstractNumId="24">
+  <w:abstractNum w:abstractNumId="25">
     <w:nsid w:val="629F7852"/>
     <w:multiLevelType w:val="singleLevel"/>
     <w:tmpl w:val="629F7852"/>
@@ -2144,7 +2195,7 @@
       </w:rPr>
     </w:lvl>
   </w:abstractNum>
-  <w:abstractNum w:abstractNumId="25">
+  <w:abstractNum w:abstractNumId="26">
     <w:nsid w:val="72183CF9"/>
     <w:multiLevelType w:val="singleLevel"/>
     <w:tmpl w:val="72183CF9"/>
@@ -2158,7 +2209,7 @@
       </w:rPr>
     </w:lvl>
   </w:abstractNum>
-  <w:abstractNum w:abstractNumId="26">
+  <w:abstractNum w:abstractNumId="27">
     <w:nsid w:val="77ECEA79"/>
     <w:multiLevelType w:val="singleLevel"/>
     <w:tmpl w:val="77ECEA79"/>
@@ -2172,7 +2223,7 @@
       </w:rPr>
     </w:lvl>
   </w:abstractNum>
-  <w:abstractNum w:abstractNumId="27">
+  <w:abstractNum w:abstractNumId="28">
     <w:nsid w:val="7C246926"/>
     <w:multiLevelType w:val="singleLevel"/>
     <w:tmpl w:val="7C246926"/>
@@ -2187,13 +2238,13 @@
     </w:lvl>
   </w:abstractNum>
   <w:num w:numId="1">
-    <w:abstractNumId w:val="11"/>
+    <w:abstractNumId w:val="12"/>
   </w:num>
   <w:num w:numId="2">
     <w:abstractNumId w:val="7"/>
   </w:num>
   <w:num w:numId="3">
-    <w:abstractNumId w:val="21"/>
+    <w:abstractNumId w:val="22"/>
   </w:num>
   <w:num w:numId="4">
     <w:abstractNumId w:val="5"/>
@@ -2202,73 +2253,76 @@
     <w:abstractNumId w:val="3"/>
   </w:num>
   <w:num w:numId="6">
-    <w:abstractNumId w:val="13"/>
+    <w:abstractNumId w:val="14"/>
   </w:num>
   <w:num w:numId="7">
-    <w:abstractNumId w:val="16"/>
+    <w:abstractNumId w:val="17"/>
   </w:num>
   <w:num w:numId="8">
-    <w:abstractNumId w:val="25"/>
+    <w:abstractNumId w:val="26"/>
   </w:num>
   <w:num w:numId="9">
-    <w:abstractNumId w:val="12"/>
+    <w:abstractNumId w:val="13"/>
   </w:num>
   <w:num w:numId="10">
     <w:abstractNumId w:val="0"/>
   </w:num>
   <w:num w:numId="11">
-    <w:abstractNumId w:val="17"/>
+    <w:abstractNumId w:val="18"/>
   </w:num>
   <w:num w:numId="12">
-    <w:abstractNumId w:val="22"/>
+    <w:abstractNumId w:val="23"/>
   </w:num>
   <w:num w:numId="13">
     <w:abstractNumId w:val="6"/>
   </w:num>
   <w:num w:numId="14">
+    <w:abstractNumId w:val="21"/>
+  </w:num>
+  <w:num w:numId="15">
+    <w:abstractNumId w:val="11"/>
+  </w:num>
+  <w:num w:numId="16">
+    <w:abstractNumId w:val="16"/>
+  </w:num>
+  <w:num w:numId="17">
+    <w:abstractNumId w:val="10"/>
+  </w:num>
+  <w:num w:numId="18">
+    <w:abstractNumId w:val="9"/>
+  </w:num>
+  <w:num w:numId="19">
+    <w:abstractNumId w:val="8"/>
+  </w:num>
+  <w:num w:numId="20">
+    <w:abstractNumId w:val="1"/>
+  </w:num>
+  <w:num w:numId="21">
     <w:abstractNumId w:val="20"/>
   </w:num>
-  <w:num w:numId="15">
-    <w:abstractNumId w:val="10"/>
+  <w:num w:numId="22">
+    <w:abstractNumId w:val="24"/>
   </w:num>
-  <w:num w:numId="16">
+  <w:num w:numId="23">
     <w:abstractNumId w:val="15"/>
   </w:num>
-  <w:num w:numId="17">
-    <w:abstractNumId w:val="9"/>
-  </w:num>
-  <w:num w:numId="18">
-    <w:abstractNumId w:val="8"/>
-  </w:num>
-  <w:num w:numId="19">
-    <w:abstractNumId w:val="1"/>
-  </w:num>
-  <w:num w:numId="20">
+  <w:num w:numId="24">
     <w:abstractNumId w:val="19"/>
   </w:num>
-  <w:num w:numId="21">
-    <w:abstractNumId w:val="23"/>
-  </w:num>
-  <w:num w:numId="22">
-    <w:abstractNumId w:val="14"/>
-  </w:num>
-  <w:num w:numId="23">
-    <w:abstractNumId w:val="18"/>
-  </w:num>
-  <w:num w:numId="24">
+  <w:num w:numId="25">
     <w:abstractNumId w:val="2"/>
   </w:num>
-  <w:num w:numId="25">
+  <w:num w:numId="26">
+    <w:abstractNumId w:val="28"/>
+  </w:num>
+  <w:num w:numId="27">
     <w:abstractNumId w:val="27"/>
   </w:num>
-  <w:num w:numId="26">
-    <w:abstractNumId w:val="26"/>
-  </w:num>
-  <w:num w:numId="27">
+  <w:num w:numId="28">
     <w:abstractNumId w:val="4"/>
   </w:num>
-  <w:num w:numId="28">
-    <w:abstractNumId w:val="24"/>
+  <w:num w:numId="29">
+    <w:abstractNumId w:val="25"/>
   </w:num>
 </w:numbering>
 </file>
